--- a/portfolio/documents/resume/mragsdale-resume.docx
+++ b/portfolio/documents/resume/mragsdale-resume.docx
@@ -531,227 +531,6 @@
         </w:rPr>
         <w:t xml:space="preserve">City of Virginia Beach Parks &amp; Recreation | Virginia Beach, VA | May 2023 – Present</w:t>
       </w:r>
-      <w:r>
-        <w:t xml:space="preserve"> </w:t>
-      </w:r>
-      <w:r>
-        <w:t xml:space="preserve">*</w:t>
-      </w:r>
-      <w:r>
-        <w:t xml:space="preserve"> </w:t>
-      </w:r>
-      <w:r>
-        <w:rPr>
-          <w:b/>
-          <w:bCs/>
-        </w:rPr>
-        <w:t xml:space="preserve">Data Engineering &amp; ETL Pipelines:</w:t>
-      </w:r>
-      <w:r>
-        <w:t xml:space="preserve"> </w:t>
-      </w:r>
-      <w:r>
-        <w:t xml:space="preserve">Architect and manage manual ETL (Extract-Transform-Load) pipelines to ingest, normalize, and secure complex operational and financial data from legacy enterprise platforms (ActiveNet) into highly accessible digital formats.</w:t>
-      </w:r>
-      <w:r>
-        <w:t xml:space="preserve"> </w:t>
-      </w:r>
-      <w:r>
-        <w:t xml:space="preserve">*</w:t>
-      </w:r>
-      <w:r>
-        <w:t xml:space="preserve"> </w:t>
-      </w:r>
-      <w:r>
-        <w:rPr>
-          <w:b/>
-          <w:bCs/>
-        </w:rPr>
-        <w:t xml:space="preserve">Player-Coach Leadership &amp; Training:</w:t>
-      </w:r>
-      <w:r>
-        <w:t xml:space="preserve"> </w:t>
-      </w:r>
-      <w:r>
-        <w:t xml:space="preserve">Serve as the primary technical trainer and operational escalation point for municipal staff, translating complex data integrity protocols and Revenue Cycle Management (RCM) compliance into actionable training programs.</w:t>
-      </w:r>
-      <w:r>
-        <w:t xml:space="preserve"> </w:t>
-      </w:r>
-      <w:r>
-        <w:t xml:space="preserve">*</w:t>
-      </w:r>
-      <w:r>
-        <w:t xml:space="preserve"> </w:t>
-      </w:r>
-      <w:r>
-        <w:rPr>
-          <w:b/>
-          <w:bCs/>
-        </w:rPr>
-        <w:t xml:space="preserve">Stakeholder &amp; Governance Management:</w:t>
-      </w:r>
-      <w:r>
-        <w:t xml:space="preserve"> </w:t>
-      </w:r>
-      <w:r>
-        <w:t xml:space="preserve">Partner with facility leadership to optimize resource allocation, resolving complex logistical conflicts through data-driven insights and strict adherence to municipal policy.</w:t>
-      </w:r>
-      <w:r>
-        <w:t xml:space="preserve"> </w:t>
-      </w:r>
-      <w:r>
-        <w:t xml:space="preserve">*</w:t>
-      </w:r>
-      <w:r>
-        <w:t xml:space="preserve"> </w:t>
-      </w:r>
-      <w:r>
-        <w:rPr>
-          <w:b/>
-          <w:bCs/>
-        </w:rPr>
-        <w:t xml:space="preserve">Compliance Enforcement:</w:t>
-      </w:r>
-      <w:r>
-        <w:t xml:space="preserve"> </w:t>
-      </w:r>
-      <w:r>
-        <w:t xml:space="preserve">Govern output data to guarantee strict Section 508 compliance across all generated operational documents from legacy systems, ensuring institutional adherence to federal accessibility mandates.</w:t>
-      </w:r>
-    </w:p>
-    <w:bookmarkEnd w:id="13"/>
-    <w:bookmarkStart w:id="14" w:name="_6e602a99d4c41c1981e2abdc8e2e79ae14007a3"/>
-    <w:p>
-      <w:pPr>
-        <w:pStyle w:val="Heading3"/>
-      </w:pPr>
-      <w:r>
-        <w:t xml:space="preserve">Computer Operations</w:t>
-      </w:r>
-    </w:p>
-    <w:p>
-      <w:pPr>
-        <w:pStyle w:val="FirstParagraph"/>
-      </w:pPr>
-      <w:r>
-        <w:rPr>
-          <w:b/>
-          <w:bCs/>
-        </w:rPr>
-        <w:t xml:space="preserve">Old Dominion University (ODU Online) | Norfolk, VA | Nov 2019 – Jul 2022</w:t>
-      </w:r>
-      <w:r>
-        <w:t xml:space="preserve"> </w:t>
-      </w:r>
-      <w:r>
-        <w:t xml:space="preserve">*</w:t>
-      </w:r>
-      <w:r>
-        <w:t xml:space="preserve"> </w:t>
-      </w:r>
-      <w:r>
-        <w:rPr>
-          <w:b/>
-          <w:bCs/>
-        </w:rPr>
-        <w:t xml:space="preserve">Enterprise Accessibility Strategy:</w:t>
-      </w:r>
-      <w:r>
-        <w:t xml:space="preserve"> </w:t>
-      </w:r>
-      <w:r>
-        <w:t xml:space="preserve">Served as the primary technical gatekeeper for enterprise-level data and web content during a massive, university-wide digital infrastructure migration to the Canvas LMS.</w:t>
-      </w:r>
-      <w:r>
-        <w:t xml:space="preserve"> </w:t>
-      </w:r>
-      <w:r>
-        <w:t xml:space="preserve">*</w:t>
-      </w:r>
-      <w:r>
-        <w:t xml:space="preserve"> </w:t>
-      </w:r>
-      <w:r>
-        <w:rPr>
-          <w:b/>
-          <w:bCs/>
-        </w:rPr>
-        <w:t xml:space="preserve">Compliance Auditing:</w:t>
-      </w:r>
-      <w:r>
-        <w:t xml:space="preserve"> </w:t>
-      </w:r>
-      <w:r>
-        <w:t xml:space="preserve">Executed rigorous WCAG 2.1 AA and Section 508 compliance audits, remediating complex codebases (HTML/CSS) and ensuring strict structural integrity across institutional platforms using tools like Deque axe.</w:t>
-      </w:r>
-      <w:r>
-        <w:t xml:space="preserve"> </w:t>
-      </w:r>
-      <w:r>
-        <w:t xml:space="preserve">*</w:t>
-      </w:r>
-      <w:r>
-        <w:t xml:space="preserve"> </w:t>
-      </w:r>
-      <w:r>
-        <w:rPr>
-          <w:b/>
-          <w:bCs/>
-        </w:rPr>
-        <w:t xml:space="preserve">Architectural Standardization:</w:t>
-      </w:r>
-      <w:r>
-        <w:t xml:space="preserve"> </w:t>
-      </w:r>
-      <w:r>
-        <w:t xml:space="preserve">Engineered universal, inherently accessible data/architectural templates deployed across the university ecosystem, heavily streamlining data-entry workflows for instructional design faculty.</w:t>
-      </w:r>
-    </w:p>
-    <w:bookmarkEnd w:id="14"/>
-    <w:bookmarkStart w:id="15" w:name="_a2958cbc8ef5ad36a965cbeb8b3a440a5ca665e"/>
-    <w:p>
-      <w:pPr>
-        <w:pStyle w:val="Heading3"/>
-      </w:pPr>
-      <w:r>
-        <w:t xml:space="preserve">Mobile Applications Developer Intern</w:t>
-      </w:r>
-    </w:p>
-    <w:p>
-      <w:pPr>
-        <w:pStyle w:val="FirstParagraph"/>
-      </w:pPr>
-      <w:r>
-        <w:rPr>
-          <w:b/>
-          <w:bCs/>
-        </w:rPr>
-        <w:t xml:space="preserve">Dominion Enterprises | Norfolk, VA | Sep 2012 – Dec 2012</w:t>
-      </w:r>
-      <w:r>
-        <w:t xml:space="preserve"> </w:t>
-      </w:r>
-      <w:r>
-        <w:t xml:space="preserve">* Engineered cross-platform mobile applications for iOS and Android utilizing the JavaScript-based Titanium SDK.</w:t>
-      </w:r>
-      <w:r>
-        <w:t xml:space="preserve"> </w:t>
-      </w:r>
-      <w:r>
-        <w:t xml:space="preserve">* Gained foundational, hands-on experience in mobile architecture and deployment, establishing a decade-long trajectory in software engineering.</w:t>
-      </w:r>
-    </w:p>
-    <w:bookmarkEnd w:id="15"/>
-    <w:bookmarkEnd w:id="16"/>
-    <w:bookmarkStart w:id="17" w:name="_e51e59133c19091a8a6bacd7e5e92ac9fbc5be1"/>
-    <w:p>
-      <w:pPr>
-        <w:pStyle w:val="Heading2"/>
-      </w:pPr>
-      <w:r>
-        <w:t xml:space="preserve">Education &amp; Certification</w:t>
-      </w:r>
     </w:p>
     <w:p>
       <w:pPr>
@@ -766,13 +545,13 @@
           <w:b/>
           <w:bCs/>
         </w:rPr>
-        <w:t xml:space="preserve">Tidewater Community College | Virginia Beach, VA</w:t>
-      </w:r>
-      <w:r>
-        <w:t xml:space="preserve"> </w:t>
-      </w:r>
-      <w:r>
-        <w:t xml:space="preserve">Associate of Science, Information Technology (Focus: Software Engineering &amp; Web Dev) | Expected Dec 2027</w:t>
+        <w:t xml:space="preserve">Data Engineering &amp; ETL Pipelines:</w:t>
+      </w:r>
+      <w:r>
+        <w:t xml:space="preserve"> </w:t>
+      </w:r>
+      <w:r>
+        <w:t xml:space="preserve">Architect and manage manual ETL (Extract-Transform-Load) pipelines to ingest, normalize, and secure complex operational and financial data from legacy enterprise platforms (ActiveNet) into highly accessible digital formats.</w:t>
       </w:r>
     </w:p>
     <w:p>
@@ -788,13 +567,13 @@
           <w:b/>
           <w:bCs/>
         </w:rPr>
-        <w:t xml:space="preserve">Old Dominion University | Norfolk, VA</w:t>
-      </w:r>
-      <w:r>
-        <w:t xml:space="preserve"> </w:t>
-      </w:r>
-      <w:r>
-        <w:t xml:space="preserve">Bachelor of Science, Customized Studies in Leadership | Prior Coursework</w:t>
+        <w:t xml:space="preserve">Player-Coach Leadership &amp; Training:</w:t>
+      </w:r>
+      <w:r>
+        <w:t xml:space="preserve"> </w:t>
+      </w:r>
+      <w:r>
+        <w:t xml:space="preserve">Serve as the primary technical trainer and operational escalation point for municipal staff, translating complex data integrity protocols and Revenue Cycle Management (RCM) compliance into actionable training programs.</w:t>
       </w:r>
     </w:p>
     <w:p>
@@ -803,6 +582,239 @@
         <w:numPr>
           <w:ilvl w:val="0"/>
           <w:numId w:val="1003"/>
+        </w:numPr>
+      </w:pPr>
+      <w:r>
+        <w:rPr>
+          <w:b/>
+          <w:bCs/>
+        </w:rPr>
+        <w:t xml:space="preserve">Stakeholder &amp; Governance Management:</w:t>
+      </w:r>
+      <w:r>
+        <w:t xml:space="preserve"> </w:t>
+      </w:r>
+      <w:r>
+        <w:t xml:space="preserve">Partner with facility leadership to optimize resource allocation, resolving complex logistical conflicts through data-driven insights and strict adherence to municipal policy.</w:t>
+      </w:r>
+    </w:p>
+    <w:p>
+      <w:pPr>
+        <w:pStyle w:val="Compact"/>
+        <w:numPr>
+          <w:ilvl w:val="0"/>
+          <w:numId w:val="1003"/>
+        </w:numPr>
+      </w:pPr>
+      <w:r>
+        <w:rPr>
+          <w:b/>
+          <w:bCs/>
+        </w:rPr>
+        <w:t xml:space="preserve">Compliance Enforcement:</w:t>
+      </w:r>
+      <w:r>
+        <w:t xml:space="preserve"> </w:t>
+      </w:r>
+      <w:r>
+        <w:t xml:space="preserve">Govern output data to guarantee strict Section 508 compliance across all generated operational documents from legacy systems, ensuring institutional adherence to federal accessibility mandates.</w:t>
+      </w:r>
+    </w:p>
+    <w:bookmarkEnd w:id="13"/>
+    <w:bookmarkStart w:id="14" w:name="_6e602a99d4c41c1981e2abdc8e2e79ae14007a3"/>
+    <w:p>
+      <w:pPr>
+        <w:pStyle w:val="Heading3"/>
+      </w:pPr>
+      <w:r>
+        <w:t xml:space="preserve">Computer Operations</w:t>
+      </w:r>
+    </w:p>
+    <w:p>
+      <w:pPr>
+        <w:pStyle w:val="FirstParagraph"/>
+      </w:pPr>
+      <w:r>
+        <w:rPr>
+          <w:b/>
+          <w:bCs/>
+        </w:rPr>
+        <w:t xml:space="preserve">Old Dominion University (ODU Online) | Norfolk, VA | Nov 2019 – Jul 2022</w:t>
+      </w:r>
+    </w:p>
+    <w:p>
+      <w:pPr>
+        <w:pStyle w:val="Compact"/>
+        <w:numPr>
+          <w:ilvl w:val="0"/>
+          <w:numId w:val="1004"/>
+        </w:numPr>
+      </w:pPr>
+      <w:r>
+        <w:rPr>
+          <w:b/>
+          <w:bCs/>
+        </w:rPr>
+        <w:t xml:space="preserve">Enterprise Accessibility Strategy:</w:t>
+      </w:r>
+      <w:r>
+        <w:t xml:space="preserve"> </w:t>
+      </w:r>
+      <w:r>
+        <w:t xml:space="preserve">Served as the primary technical gatekeeper for enterprise-level data and web content during a massive, university-wide digital infrastructure migration to the Canvas LMS.</w:t>
+      </w:r>
+    </w:p>
+    <w:p>
+      <w:pPr>
+        <w:pStyle w:val="Compact"/>
+        <w:numPr>
+          <w:ilvl w:val="0"/>
+          <w:numId w:val="1004"/>
+        </w:numPr>
+      </w:pPr>
+      <w:r>
+        <w:rPr>
+          <w:b/>
+          <w:bCs/>
+        </w:rPr>
+        <w:t xml:space="preserve">Compliance Auditing:</w:t>
+      </w:r>
+      <w:r>
+        <w:t xml:space="preserve"> </w:t>
+      </w:r>
+      <w:r>
+        <w:t xml:space="preserve">Executed rigorous WCAG 2.1 AA and Section 508 compliance audits, remediating complex codebases (HTML/CSS) and ensuring strict structural integrity across institutional platforms using tools like Deque axe.</w:t>
+      </w:r>
+    </w:p>
+    <w:p>
+      <w:pPr>
+        <w:pStyle w:val="Compact"/>
+        <w:numPr>
+          <w:ilvl w:val="0"/>
+          <w:numId w:val="1004"/>
+        </w:numPr>
+      </w:pPr>
+      <w:r>
+        <w:rPr>
+          <w:b/>
+          <w:bCs/>
+        </w:rPr>
+        <w:t xml:space="preserve">Architectural Standardization:</w:t>
+      </w:r>
+      <w:r>
+        <w:t xml:space="preserve"> </w:t>
+      </w:r>
+      <w:r>
+        <w:t xml:space="preserve">Engineered universal, inherently accessible data/architectural templates deployed across the university ecosystem, heavily streamlining data-entry workflows for instructional design faculty.</w:t>
+      </w:r>
+    </w:p>
+    <w:bookmarkEnd w:id="14"/>
+    <w:bookmarkStart w:id="15" w:name="_a2958cbc8ef5ad36a965cbeb8b3a440a5ca665e"/>
+    <w:p>
+      <w:pPr>
+        <w:pStyle w:val="Heading3"/>
+      </w:pPr>
+      <w:r>
+        <w:t xml:space="preserve">Mobile Applications Developer Intern</w:t>
+      </w:r>
+    </w:p>
+    <w:p>
+      <w:pPr>
+        <w:pStyle w:val="FirstParagraph"/>
+      </w:pPr>
+      <w:r>
+        <w:rPr>
+          <w:b/>
+          <w:bCs/>
+        </w:rPr>
+        <w:t xml:space="preserve">Dominion Enterprises | Norfolk, VA | Sep 2012 – Dec 2012</w:t>
+      </w:r>
+    </w:p>
+    <w:p>
+      <w:pPr>
+        <w:pStyle w:val="Compact"/>
+        <w:numPr>
+          <w:ilvl w:val="0"/>
+          <w:numId w:val="1005"/>
+        </w:numPr>
+      </w:pPr>
+      <w:r>
+        <w:t xml:space="preserve">Engineered cross-platform mobile applications for iOS and Android utilizing the JavaScript-based Titanium SDK.</w:t>
+      </w:r>
+    </w:p>
+    <w:p>
+      <w:pPr>
+        <w:pStyle w:val="Compact"/>
+        <w:numPr>
+          <w:ilvl w:val="0"/>
+          <w:numId w:val="1005"/>
+        </w:numPr>
+      </w:pPr>
+      <w:r>
+        <w:t xml:space="preserve">Gained foundational, hands-on experience in mobile architecture and deployment, establishing a decade-long trajectory in software engineering.</w:t>
+      </w:r>
+    </w:p>
+    <w:bookmarkEnd w:id="15"/>
+    <w:bookmarkEnd w:id="16"/>
+    <w:bookmarkStart w:id="17" w:name="_e51e59133c19091a8a6bacd7e5e92ac9fbc5be1"/>
+    <w:p>
+      <w:pPr>
+        <w:pStyle w:val="Heading2"/>
+      </w:pPr>
+      <w:r>
+        <w:t xml:space="preserve">Education &amp; Certification</w:t>
+      </w:r>
+    </w:p>
+    <w:p>
+      <w:pPr>
+        <w:pStyle w:val="Compact"/>
+        <w:numPr>
+          <w:ilvl w:val="0"/>
+          <w:numId w:val="1006"/>
+        </w:numPr>
+      </w:pPr>
+      <w:r>
+        <w:rPr>
+          <w:b/>
+          <w:bCs/>
+        </w:rPr>
+        <w:t xml:space="preserve">Tidewater Community College | Virginia Beach, VA</w:t>
+      </w:r>
+      <w:r>
+        <w:t xml:space="preserve"> </w:t>
+      </w:r>
+      <w:r>
+        <w:t xml:space="preserve">Associate of Science, Information Technology (Focus: Software Engineering &amp; Web Dev) | Expected Dec 2027</w:t>
+      </w:r>
+    </w:p>
+    <w:p>
+      <w:pPr>
+        <w:pStyle w:val="Compact"/>
+        <w:numPr>
+          <w:ilvl w:val="0"/>
+          <w:numId w:val="1006"/>
+        </w:numPr>
+      </w:pPr>
+      <w:r>
+        <w:rPr>
+          <w:b/>
+          <w:bCs/>
+        </w:rPr>
+        <w:t xml:space="preserve">Old Dominion University | Norfolk, VA</w:t>
+      </w:r>
+      <w:r>
+        <w:t xml:space="preserve"> </w:t>
+      </w:r>
+      <w:r>
+        <w:t xml:space="preserve">Bachelor of Science, Customized Studies in Leadership | Prior Coursework</w:t>
+      </w:r>
+    </w:p>
+    <w:p>
+      <w:pPr>
+        <w:pStyle w:val="Compact"/>
+        <w:numPr>
+          <w:ilvl w:val="0"/>
+          <w:numId w:val="1006"/>
         </w:numPr>
       </w:pPr>
       <w:r>
@@ -1044,6 +1056,15 @@
     <w:abstractNumId w:val="991"/>
   </w:num>
   <w:num w:numId="1003">
+    <w:abstractNumId w:val="991"/>
+  </w:num>
+  <w:num w:numId="1004">
+    <w:abstractNumId w:val="991"/>
+  </w:num>
+  <w:num w:numId="1005">
+    <w:abstractNumId w:val="991"/>
+  </w:num>
+  <w:num w:numId="1006">
     <w:abstractNumId w:val="991"/>
   </w:num>
 </w:numbering>

--- a/portfolio/documents/resume/mragsdale-resume.docx
+++ b/portfolio/documents/resume/mragsdale-resume.docx
@@ -2,7 +2,7 @@
 <file path=word/document.xml><?xml version="1.0" encoding="utf-8"?>
 <w:document xmlns:w="http://schemas.openxmlformats.org/wordprocessingml/2006/main" xmlns:m="http://schemas.openxmlformats.org/officeDocument/2006/math" xmlns:r="http://schemas.openxmlformats.org/officeDocument/2006/relationships" xmlns:o="urn:schemas-microsoft-com:office:office" xmlns:v="urn:schemas-microsoft-com:vml" xmlns:w10="urn:schemas-microsoft-com:office:word" xmlns:a="http://schemas.openxmlformats.org/drawingml/2006/main" xmlns:pic="http://schemas.openxmlformats.org/drawingml/2006/picture" xmlns:wp="http://schemas.openxmlformats.org/drawingml/2006/wordprocessingDrawing">
   <w:body>
-    <w:bookmarkStart w:id="18" w:name="_4939b4f4bb97e660325582e1f4c33b73f19db94"/>
+    <w:bookmarkStart w:id="19" w:name="_4939b4f4bb97e660325582e1f4c33b73f19db94"/>
     <w:p>
       <w:pPr>
         <w:pStyle w:val="Heading1"/>
@@ -20,7 +20,7 @@
           <w:b/>
           <w:bCs/>
         </w:rPr>
-        <w:t xml:space="preserve">Software Architect | Full-Stack PHP Developer</w:t>
+        <w:t xml:space="preserve">Software Architect | Full-Stack Developer &amp; Section 508 Engineer</w:t>
       </w:r>
       <w:r>
         <w:t xml:space="preserve"> </w:t>
@@ -32,10 +32,27 @@
         <w:t xml:space="preserve"> </w:t>
       </w:r>
       <w:r>
-        <w:t xml:space="preserve">Norfolk, VA | U.S. Citizen (Clearance Eligible) | hireme@michaelpragsdale.com</w:t>
-      </w:r>
-    </w:p>
-    <w:bookmarkStart w:id="9" w:name="_944d3d1e8ee64ad94876f24e60a66716b391a21"/>
+        <w:t xml:space="preserve">Norfolk, VA | U.S. Citizen (Clearance Eligible) |</w:t>
+      </w:r>
+      <w:r>
+        <w:t xml:space="preserve"> </w:t>
+      </w:r>
+      <w:hyperlink r:id="rId9">
+        <w:r>
+          <w:rPr>
+            <w:rStyle w:val="Hyperlink"/>
+          </w:rPr>
+          <w:t xml:space="preserve">michaelpragsdale.com</w:t>
+        </w:r>
+      </w:hyperlink>
+      <w:r>
+        <w:t xml:space="preserve"> </w:t>
+      </w:r>
+      <w:r>
+        <w:t xml:space="preserve">| hireme@michaelpragsdale.com</w:t>
+      </w:r>
+    </w:p>
+    <w:bookmarkStart w:id="10" w:name="_944d3d1e8ee64ad94876f24e60a66716b391a21"/>
     <w:p>
       <w:pPr>
         <w:pStyle w:val="Heading2"/>
@@ -49,11 +66,11 @@
         <w:pStyle w:val="FirstParagraph"/>
       </w:pPr>
       <w:r>
-        <w:t xml:space="preserve">Software Architect and Full-Stack PHP Developer specializing in custom web platforms, accessibility-first application architecture, cloud infrastructure, and open-source software development. Creator of the Stardust Engine CMS, a zero-database PHP framework featuring JSON-driven routing, custom SPA navigation, and AI-assisted development workflows. Experienced across the full software lifecycle, including architecture, development, cloud deployment, DNS management, CI/CD automation, and production operations.</w:t>
-      </w:r>
-    </w:p>
-    <w:bookmarkEnd w:id="9"/>
-    <w:bookmarkStart w:id="10" w:name="_74cbeae4f9bcf682d04a3a1ec3f8c226bc62f5b"/>
+        <w:t xml:space="preserve">Software Architect and Full-Stack Developer specializing in custom web platforms, accessibility-first application architecture, cloud infrastructure, and open-source software development. Creator of the Stardust Engine CMS, a zero-database PHP framework featuring JSON-driven routing, custom SPA navigation, and polyglot decoupled micro-properties across Angular, SvelteKit, React/Next.js, and Vanilla PHP/JS. Experienced across the full software lifecycle, including architecture, development, cloud deployment, DNS management, CI/CD automation, and production operations.</w:t>
+      </w:r>
+    </w:p>
+    <w:bookmarkEnd w:id="10"/>
+    <w:bookmarkStart w:id="11" w:name="_74cbeae4f9bcf682d04a3a1ec3f8c226bc62f5b"/>
     <w:p>
       <w:pPr>
         <w:pStyle w:val="Heading2"/>
@@ -75,13 +92,46 @@
           <w:b/>
           <w:bCs/>
         </w:rPr>
-        <w:t xml:space="preserve">Languages:</w:t>
-      </w:r>
-      <w:r>
-        <w:t xml:space="preserve"> </w:t>
-      </w:r>
-      <w:r>
-        <w:t xml:space="preserve">PHP 8.x, JavaScript (ES6+), Python, Bash, SQL, HTML5, CSS3</w:t>
+        <w:t xml:space="preserve">Languages &amp; Frameworks:</w:t>
+      </w:r>
+      <w:r>
+        <w:t xml:space="preserve"> </w:t>
+      </w:r>
+      <w:r>
+        <w:t xml:space="preserve">PHP 8.5, TypeScript, JavaScript (ES2024), Angular 19, Svelte 5 / SvelteKit, React 19 / Next.js, Python, Bash, SQL, HTML5, Modern CSS3 (</w:t>
+      </w:r>
+      <w:r>
+        <w:rPr>
+          <w:rStyle w:val="VerbatimChar"/>
+        </w:rPr>
+        <w:t xml:space="preserve">@layer</w:t>
+      </w:r>
+      <w:r>
+        <w:t xml:space="preserve">,</w:t>
+      </w:r>
+      <w:r>
+        <w:t xml:space="preserve"> </w:t>
+      </w:r>
+      <w:r>
+        <w:rPr>
+          <w:rStyle w:val="VerbatimChar"/>
+        </w:rPr>
+        <w:t xml:space="preserve">subgrid</w:t>
+      </w:r>
+      <w:r>
+        <w:t xml:space="preserve">,</w:t>
+      </w:r>
+      <w:r>
+        <w:t xml:space="preserve"> </w:t>
+      </w:r>
+      <w:r>
+        <w:rPr>
+          <w:rStyle w:val="VerbatimChar"/>
+        </w:rPr>
+        <w:t xml:space="preserve">@container</w:t>
+      </w:r>
+      <w:r>
+        <w:t xml:space="preserve">)</w:t>
       </w:r>
     </w:p>
     <w:p>
@@ -103,7 +153,7 @@
         <w:t xml:space="preserve"> </w:t>
       </w:r>
       <w:r>
-        <w:t xml:space="preserve">MVC Frameworks, JSON Routing, SPA Applications, REST APIs</w:t>
+        <w:t xml:space="preserve">MVC Frameworks, Zero-Database JSON/Markdown Data Lakes, SPA Applications, REST APIs</w:t>
       </w:r>
     </w:p>
     <w:p>
@@ -147,7 +197,7 @@
         <w:t xml:space="preserve"> </w:t>
       </w:r>
       <w:r>
-        <w:t xml:space="preserve">WCAG 2.1 AA, Section 508, Deque axe</w:t>
+        <w:t xml:space="preserve">WCAG 2.1 AA/AAA, Federal Section 508, Deque axe, JAWS/NVDA, Dual-Layer Canvas ARIA</w:t>
       </w:r>
     </w:p>
     <w:p>
@@ -169,11 +219,11 @@
         <w:t xml:space="preserve"> </w:t>
       </w:r>
       <w:r>
-        <w:t xml:space="preserve">Gemini, LLM Workflows, AI Development Governance, Suno AI</w:t>
-      </w:r>
-    </w:p>
-    <w:bookmarkEnd w:id="10"/>
-    <w:bookmarkStart w:id="16" w:name="_d2764caf09de7d9b6b8eb014fc6ae32b40269c7"/>
+        <w:t xml:space="preserve">Gemini, LLM Workflows, AI Development Governance, RealESRGAN, Whisper WebVTT</w:t>
+      </w:r>
+    </w:p>
+    <w:bookmarkEnd w:id="11"/>
+    <w:bookmarkStart w:id="17" w:name="_d2764caf09de7d9b6b8eb014fc6ae32b40269c7"/>
     <w:p>
       <w:pPr>
         <w:pStyle w:val="Heading2"/>
@@ -182,7 +232,7 @@
         <w:t xml:space="preserve">Relevant Technical Experience</w:t>
       </w:r>
     </w:p>
-    <w:bookmarkStart w:id="12" w:name="_034f02fb2465b4fa79ef75e28062f4440ec674e"/>
+    <w:bookmarkStart w:id="13" w:name="_034f02fb2465b4fa79ef75e28062f4440ec674e"/>
     <w:p>
       <w:pPr>
         <w:pStyle w:val="Heading3"/>
@@ -209,7 +259,7 @@
         </w:rPr>
         <w:t xml:space="preserve"> </w:t>
       </w:r>
-      <w:hyperlink r:id="rId11">
+      <w:hyperlink r:id="rId12">
         <w:r>
           <w:rPr>
             <w:rStyle w:val="Hyperlink"/>
@@ -510,8 +560,8 @@
         <w:t xml:space="preserve">compliance across all UI components, custom modals, media players, and narrative readers, ensuring zero accessibility debt out of the box.</w:t>
       </w:r>
     </w:p>
-    <w:bookmarkEnd w:id="12"/>
-    <w:bookmarkStart w:id="13" w:name="_84ec3ae164a35d13501d6c80999077110c38eb7"/>
+    <w:bookmarkEnd w:id="13"/>
+    <w:bookmarkStart w:id="14" w:name="_84ec3ae164a35d13501d6c80999077110c38eb7"/>
     <w:p>
       <w:pPr>
         <w:pStyle w:val="Heading3"/>
@@ -620,8 +670,8 @@
         <w:t xml:space="preserve">Govern output data to guarantee strict Section 508 compliance across all generated operational documents from legacy systems, ensuring institutional adherence to federal accessibility mandates.</w:t>
       </w:r>
     </w:p>
-    <w:bookmarkEnd w:id="13"/>
-    <w:bookmarkStart w:id="14" w:name="_6e602a99d4c41c1981e2abdc8e2e79ae14007a3"/>
+    <w:bookmarkEnd w:id="14"/>
+    <w:bookmarkStart w:id="15" w:name="_6e602a99d4c41c1981e2abdc8e2e79ae14007a3"/>
     <w:p>
       <w:pPr>
         <w:pStyle w:val="Heading3"/>
@@ -708,8 +758,8 @@
         <w:t xml:space="preserve">Engineered universal, inherently accessible data/architectural templates deployed across the university ecosystem, heavily streamlining data-entry workflows for instructional design faculty.</w:t>
       </w:r>
     </w:p>
-    <w:bookmarkEnd w:id="14"/>
-    <w:bookmarkStart w:id="15" w:name="_a2958cbc8ef5ad36a965cbeb8b3a440a5ca665e"/>
+    <w:bookmarkEnd w:id="15"/>
+    <w:bookmarkStart w:id="16" w:name="_a2958cbc8ef5ad36a965cbeb8b3a440a5ca665e"/>
     <w:p>
       <w:pPr>
         <w:pStyle w:val="Heading3"/>
@@ -754,9 +804,9 @@
         <w:t xml:space="preserve">Gained foundational, hands-on experience in mobile architecture and deployment, establishing a decade-long trajectory in software engineering.</w:t>
       </w:r>
     </w:p>
-    <w:bookmarkEnd w:id="15"/>
     <w:bookmarkEnd w:id="16"/>
-    <w:bookmarkStart w:id="17" w:name="_e51e59133c19091a8a6bacd7e5e92ac9fbc5be1"/>
+    <w:bookmarkEnd w:id="17"/>
+    <w:bookmarkStart w:id="18" w:name="_e51e59133c19091a8a6bacd7e5e92ac9fbc5be1"/>
     <w:p>
       <w:pPr>
         <w:pStyle w:val="Heading2"/>
@@ -831,8 +881,8 @@
         <w:t xml:space="preserve">Certificate, Business &amp; Information Technology | 2011</w:t>
       </w:r>
     </w:p>
-    <w:bookmarkEnd w:id="17"/>
     <w:bookmarkEnd w:id="18"/>
+    <w:bookmarkEnd w:id="19"/>
     <w:sectPr>
       <w:footnotePr>
         <w:numRestart w:val="eachSect"/>
